--- a/Documentation/Misc writeups/EwE 6.6 relase notes.docx
+++ b/Documentation/Misc writeups/EwE 6.6 relase notes.docx
@@ -7,12 +7,43 @@
         <w:pStyle w:val="Heading1"/>
       </w:pPr>
       <w:r>
-        <w:t>EwE 6.6 release notes</w:t>
-      </w:r>
-    </w:p>
-    <w:p>
-      <w:r>
-        <w:t xml:space="preserve">This release contains a number of new features, as well as a range of fixes for known issues. For the complete list of bug fixes, please refer to the </w:t>
+        <w:t xml:space="preserve">EwE 6.6 </w:t>
+      </w:r>
+      <w:r>
+        <w:t xml:space="preserve">beta </w:t>
+      </w:r>
+      <w:r>
+        <w:t>release notes</w:t>
+      </w:r>
+    </w:p>
+    <w:p>
+      <w:r>
+        <w:t>22 November 2017</w:t>
+      </w:r>
+    </w:p>
+    <w:p>
+      <w:r>
+        <w:t xml:space="preserve">A new version of EwE, version 6.6, is </w:t>
+      </w:r>
+      <w:r>
+        <w:t xml:space="preserve">becoming ready for a new </w:t>
+      </w:r>
+      <w:r>
+        <w:t xml:space="preserve">release. </w:t>
+      </w:r>
+      <w:bookmarkStart w:id="0" w:name="_GoBack"/>
+      <w:bookmarkEnd w:id="0"/>
+      <w:r>
+        <w:t xml:space="preserve">Here </w:t>
+      </w:r>
+      <w:r>
+        <w:t xml:space="preserve">we highlight a number of important </w:t>
+      </w:r>
+      <w:r>
+        <w:t>new capabilities</w:t>
+      </w:r>
+      <w:r>
+        <w:t xml:space="preserve">. For a full list, please refer to the </w:t>
       </w:r>
       <w:hyperlink r:id="rId5" w:history="1">
         <w:r>
@@ -23,17 +54,20 @@
         </w:r>
       </w:hyperlink>
       <w:r>
-        <w:t xml:space="preserve"> </w:t>
-      </w:r>
-      <w:r>
-        <w:t xml:space="preserve">or the </w:t>
+        <w:t xml:space="preserve">. For a list of known issues with the software, please refer to the </w:t>
       </w:r>
       <w:hyperlink r:id="rId6" w:history="1">
         <w:r>
           <w:rPr>
             <w:rStyle w:val="Hyperlink"/>
           </w:rPr>
-          <w:t>EwE bug tracking system</w:t>
+          <w:t xml:space="preserve">EwE </w:t>
+        </w:r>
+        <w:r>
+          <w:rPr>
+            <w:rStyle w:val="Hyperlink"/>
+          </w:rPr>
+          <w:t>bug tracking system</w:t>
         </w:r>
       </w:hyperlink>
       <w:r>
@@ -41,35 +75,90 @@
       </w:r>
     </w:p>
     <w:p>
-      <w:r>
-        <w:t>New features included in EwE 6.6 are:</w:t>
-      </w:r>
-    </w:p>
-    <w:p>
-      <w:pPr>
-        <w:pStyle w:val="Heading2"/>
-      </w:pPr>
-      <w:r>
-        <w:t xml:space="preserve">Contaminant tracing: </w:t>
-      </w:r>
+      <w:pPr>
+        <w:rPr>
+          <w:b/>
+          <w:bCs/>
+          <w:sz w:val="26"/>
+          <w:szCs w:val="26"/>
+        </w:rPr>
+      </w:pPr>
+      <w:r>
+        <w:t xml:space="preserve">Please note that any EwE model opened up in the </w:t>
+      </w:r>
+      <w:r>
+        <w:t xml:space="preserve">new </w:t>
+      </w:r>
+      <w:r>
+        <w:t xml:space="preserve">version </w:t>
+      </w:r>
+      <w:r>
+        <w:t xml:space="preserve">of EwE </w:t>
+      </w:r>
+      <w:proofErr w:type="gramStart"/>
+      <w:r>
+        <w:t>will be updated</w:t>
+      </w:r>
+      <w:proofErr w:type="gramEnd"/>
+      <w:r>
+        <w:t>, and cannot be opened anymore with older versions of EwE. Make backup copies of your model before you use them in EwE 6.6 Beta!</w:t>
+      </w:r>
+    </w:p>
+    <w:p>
+      <w:pPr>
+        <w:rPr>
+          <w:b/>
+          <w:bCs/>
+          <w:sz w:val="26"/>
+          <w:szCs w:val="26"/>
+        </w:rPr>
+      </w:pPr>
+      <w:r>
+        <w:rPr>
+          <w:b/>
+          <w:bCs/>
+          <w:sz w:val="26"/>
+          <w:szCs w:val="26"/>
+        </w:rPr>
+        <w:t>New capabilities</w:t>
+      </w:r>
+    </w:p>
+    <w:p>
+      <w:r>
+        <w:t>The most important few features in EwE 6.6 are:</w:t>
+      </w:r>
+    </w:p>
+    <w:p>
+      <w:pPr>
+        <w:pStyle w:val="Heading3"/>
+      </w:pPr>
+      <w:r>
+        <w:t>Contaminant tracing</w:t>
+      </w:r>
+    </w:p>
+    <w:p>
       <w:proofErr w:type="spellStart"/>
       <w:r>
         <w:t>Ecotracer</w:t>
       </w:r>
       <w:proofErr w:type="spellEnd"/>
       <w:r>
-        <w:t>.</w:t>
-      </w:r>
-    </w:p>
-    <w:p>
-      <w:r>
-        <w:t xml:space="preserve">The </w:t>
+        <w:t>, t</w:t>
+      </w:r>
+      <w:r>
+        <w:t xml:space="preserve">he </w:t>
       </w:r>
       <w:r>
         <w:t>contaminant-tracing</w:t>
       </w:r>
       <w:r>
-        <w:t xml:space="preserve"> module of EwE has been extensively debugged and </w:t>
+        <w:t xml:space="preserve"> module of EwE</w:t>
+      </w:r>
+      <w:r>
+        <w:t>,</w:t>
+      </w:r>
+      <w:r>
+        <w:t xml:space="preserve"> has been extensively debugged and </w:t>
       </w:r>
       <w:proofErr w:type="gramStart"/>
       <w:r>
@@ -77,7 +166,10 @@
       </w:r>
       <w:proofErr w:type="gramEnd"/>
       <w:r>
-        <w:t xml:space="preserve">. The user interface has not changed significantly. The new </w:t>
+        <w:t>. The user interface has not changed significantly. The following paper</w:t>
+      </w:r>
+      <w:r>
+        <w:t xml:space="preserve"> described and utilized the new </w:t>
       </w:r>
       <w:proofErr w:type="spellStart"/>
       <w:r>
@@ -85,14 +177,6 @@
       </w:r>
       <w:proofErr w:type="spellEnd"/>
       <w:r>
-        <w:t xml:space="preserve"> </w:t>
-      </w:r>
-      <w:proofErr w:type="gramStart"/>
-      <w:r>
-        <w:t>is used and described in the following paper</w:t>
-      </w:r>
-      <w:proofErr w:type="gramEnd"/>
-      <w:r>
         <w:t>:</w:t>
       </w:r>
     </w:p>
@@ -122,7 +206,7 @@
     </w:p>
     <w:p>
       <w:pPr>
-        <w:pStyle w:val="Heading2"/>
+        <w:pStyle w:val="Heading3"/>
       </w:pPr>
       <w:r>
         <w:t>Explicit accounting for discards</w:t>
@@ -290,7 +374,7 @@
     </w:p>
     <w:p>
       <w:pPr>
-        <w:pStyle w:val="Heading2"/>
+        <w:pStyle w:val="Heading3"/>
       </w:pPr>
       <w:r>
         <w:t>Advection</w:t>
@@ -330,7 +414,7 @@
     </w:p>
     <w:p>
       <w:pPr>
-        <w:pStyle w:val="Heading2"/>
+        <w:pStyle w:val="Heading3"/>
       </w:pPr>
       <w:r>
         <w:t>Flow diagrams</w:t>
@@ -343,30 +427,46 @@
     </w:p>
     <w:p>
       <w:pPr>
-        <w:pStyle w:val="Heading2"/>
-      </w:pPr>
-      <w:r>
-        <w:t>New plug-ins</w:t>
-      </w:r>
-    </w:p>
-    <w:p>
+        <w:pStyle w:val="Heading3"/>
+      </w:pPr>
+      <w:r>
+        <w:lastRenderedPageBreak/>
+        <w:t>P</w:t>
+      </w:r>
+      <w:r>
+        <w:t>lug-ins</w:t>
+      </w:r>
+    </w:p>
+    <w:p>
+      <w:r>
+        <w:t xml:space="preserve">A range </w:t>
+      </w:r>
+      <w:r>
+        <w:t xml:space="preserve">of </w:t>
+      </w:r>
+      <w:r>
+        <w:t xml:space="preserve">new </w:t>
+      </w:r>
+      <w:r>
+        <w:t>plug-ins</w:t>
+      </w:r>
+      <w:r>
+        <w:t xml:space="preserve"> </w:t>
+      </w:r>
       <w:proofErr w:type="gramStart"/>
       <w:r>
-        <w:t>We’ve</w:t>
+        <w:t>is added</w:t>
       </w:r>
       <w:proofErr w:type="gramEnd"/>
       <w:r>
-        <w:t xml:space="preserve"> added a new range of plug-ins, which all install their own help document in the User Guide EwE folder. The following plug-ins are new:</w:t>
-      </w:r>
-    </w:p>
-    <w:p>
-      <w:pPr>
-        <w:pStyle w:val="ListParagraph"/>
-        <w:numPr>
-          <w:ilvl w:val="0"/>
-          <w:numId w:val="2"/>
-        </w:numPr>
-      </w:pPr>
+        <w:t xml:space="preserve"> to EwE 6.6</w:t>
+      </w:r>
+      <w:r>
+        <w:t xml:space="preserve">, </w:t>
+      </w:r>
+      <w:r>
+        <w:t xml:space="preserve">such as </w:t>
+      </w:r>
       <w:r>
         <w:t>M</w:t>
       </w:r>
@@ -384,17 +484,8 @@
       <w:r>
         <w:t>, Germany)</w:t>
       </w:r>
-    </w:p>
-    <w:p>
-      <w:pPr>
-        <w:pStyle w:val="ListParagraph"/>
-        <w:numPr>
-          <w:ilvl w:val="0"/>
-          <w:numId w:val="2"/>
-        </w:numPr>
-      </w:pPr>
-      <w:r>
-        <w:t xml:space="preserve">MSE </w:t>
+      <w:r>
+        <w:t xml:space="preserve">, Management Strategy Evaluation </w:t>
       </w:r>
       <w:r>
         <w:t>(</w:t>
@@ -407,15 +498,9 @@
       <w:r>
         <w:t>, UK)</w:t>
       </w:r>
-    </w:p>
-    <w:p>
-      <w:pPr>
-        <w:pStyle w:val="ListParagraph"/>
-        <w:numPr>
-          <w:ilvl w:val="0"/>
-          <w:numId w:val="2"/>
-        </w:numPr>
-      </w:pPr>
+      <w:r>
+        <w:t xml:space="preserve">, </w:t>
+      </w:r>
       <w:proofErr w:type="spellStart"/>
       <w:r>
         <w:t>Ecosampler</w:t>
@@ -430,15 +515,9 @@
       <w:r>
         <w:t>EII, Spain; MS submitted)</w:t>
       </w:r>
-    </w:p>
-    <w:p>
-      <w:pPr>
-        <w:pStyle w:val="ListParagraph"/>
-        <w:numPr>
-          <w:ilvl w:val="0"/>
-          <w:numId w:val="2"/>
-        </w:numPr>
-      </w:pPr>
+      <w:r>
+        <w:t xml:space="preserve">, </w:t>
+      </w:r>
       <w:r>
         <w:t xml:space="preserve">Ecospace transect extraction </w:t>
       </w:r>
@@ -453,13 +532,30 @@
       <w:r>
         <w:t>, UK)</w:t>
       </w:r>
-    </w:p>
-    <w:p>
-      <w:pPr>
-        <w:pStyle w:val="Heading2"/>
-      </w:pPr>
-      <w:r>
-        <w:lastRenderedPageBreak/>
+      <w:r>
+        <w:t>, and MPA dynamics (UBC, Canada)</w:t>
+      </w:r>
+      <w:r>
+        <w:t xml:space="preserve">. All plug-ins install their </w:t>
+      </w:r>
+      <w:r>
+        <w:t xml:space="preserve">documentation alongside </w:t>
+      </w:r>
+      <w:r>
+        <w:t xml:space="preserve">the </w:t>
+      </w:r>
+      <w:r>
+        <w:t xml:space="preserve">EwE </w:t>
+      </w:r>
+      <w:r>
+        <w:t xml:space="preserve">User Guide. </w:t>
+      </w:r>
+    </w:p>
+    <w:p>
+      <w:pPr>
+        <w:pStyle w:val="Heading3"/>
+      </w:pPr>
+      <w:r>
         <w:t>Other</w:t>
       </w:r>
       <w:r>
@@ -611,6 +707,76 @@
     </w:p>
     <w:p>
       <w:pPr>
+        <w:pStyle w:val="Heading2"/>
+      </w:pPr>
+      <w:r>
+        <w:t>Known issues</w:t>
+      </w:r>
+    </w:p>
+    <w:p>
+      <w:r>
+        <w:t xml:space="preserve">Please refer to the </w:t>
+      </w:r>
+      <w:hyperlink r:id="rId7" w:history="1">
+        <w:r>
+          <w:rPr>
+            <w:rStyle w:val="Hyperlink"/>
+          </w:rPr>
+          <w:t xml:space="preserve">EwE </w:t>
+        </w:r>
+        <w:r>
+          <w:rPr>
+            <w:rStyle w:val="Hyperlink"/>
+          </w:rPr>
+          <w:t>bug tracking system</w:t>
+        </w:r>
+      </w:hyperlink>
+      <w:r>
+        <w:t xml:space="preserve"> to see which issues have been reported but </w:t>
+      </w:r>
+      <w:proofErr w:type="gramStart"/>
+      <w:r>
+        <w:t>that yet</w:t>
+      </w:r>
+      <w:proofErr w:type="gramEnd"/>
+      <w:r>
+        <w:t xml:space="preserve"> have not been addressed. </w:t>
+      </w:r>
+    </w:p>
+    <w:p>
+      <w:pPr>
+        <w:pStyle w:val="Heading2"/>
+      </w:pPr>
+      <w:r>
+        <w:t>Acknowledgements</w:t>
+      </w:r>
+    </w:p>
+    <w:p>
+      <w:r>
+        <w:t xml:space="preserve">EwE 6.6 </w:t>
+      </w:r>
+      <w:proofErr w:type="gramStart"/>
+      <w:r>
+        <w:t>has been developed</w:t>
+      </w:r>
+      <w:proofErr w:type="gramEnd"/>
+      <w:r>
+        <w:t xml:space="preserve"> through user support and co-development contracts with many institutes, thank you all for supporting the EwE approach.</w:t>
+      </w:r>
+    </w:p>
+    <w:p>
+      <w:r>
+        <w:t>Development of EwE is coordinated through Ecopath International Initiative Research Association (</w:t>
+      </w:r>
+      <w:r>
+        <w:t>EII) in Barcelona, Spain</w:t>
+      </w:r>
+      <w:r>
+        <w:t>.</w:t>
+      </w:r>
+    </w:p>
+    <w:p>
+      <w:pPr>
         <w:pStyle w:val="Heading1"/>
       </w:pPr>
       <w:r>
@@ -677,7 +843,7 @@
       <w:r>
         <w:t xml:space="preserve"> </w:t>
       </w:r>
-      <w:hyperlink r:id="rId7" w:history="1">
+      <w:hyperlink r:id="rId8" w:history="1">
         <w:r>
           <w:rPr>
             <w:rStyle w:val="Hyperlink"/>
@@ -732,7 +898,7 @@
       <w:r>
         <w:t xml:space="preserve"> such as </w:t>
       </w:r>
-      <w:hyperlink r:id="rId8" w:history="1">
+      <w:hyperlink r:id="rId9" w:history="1">
         <w:r>
           <w:rPr>
             <w:rStyle w:val="Hyperlink"/>
@@ -743,7 +909,7 @@
       <w:r>
         <w:t xml:space="preserve"> or the </w:t>
       </w:r>
-      <w:hyperlink r:id="rId9" w:history="1">
+      <w:hyperlink r:id="rId10" w:history="1">
         <w:r>
           <w:rPr>
             <w:rStyle w:val="Hyperlink"/>
@@ -767,12 +933,13 @@
         <w:rPr>
           <w:b/>
         </w:rPr>
+        <w:lastRenderedPageBreak/>
         <w:t>If you need expert help applying EwE to a project, consider taking out a support contract.</w:t>
       </w:r>
       <w:r>
         <w:t xml:space="preserve"> </w:t>
       </w:r>
-      <w:hyperlink r:id="rId10" w:history="1">
+      <w:hyperlink r:id="rId11" w:history="1">
         <w:r>
           <w:rPr>
             <w:rStyle w:val="Hyperlink"/>
@@ -808,12 +975,7 @@
         <w:t xml:space="preserve">. </w:t>
       </w:r>
       <w:r>
-        <w:t>Several institutes connected to the Ecopath Research and Development Co</w:t>
-      </w:r>
-      <w:bookmarkStart w:id="0" w:name="_GoBack"/>
-      <w:bookmarkEnd w:id="0"/>
-      <w:r>
-        <w:t>nsortium (and beyond) organize courses, and w</w:t>
+        <w:t>Several institutes connected to the Ecopath Research and Development Consortium (and beyond) organize courses, and w</w:t>
       </w:r>
       <w:r>
         <w:t xml:space="preserve">e </w:t>
@@ -1708,17 +1870,17 @@
     <w:link w:val="Heading1Char"/>
     <w:uiPriority w:val="9"/>
     <w:qFormat/>
-    <w:rsid w:val="0071599A"/>
+    <w:rsid w:val="008F715E"/>
     <w:pPr>
       <w:keepNext/>
       <w:keepLines/>
-      <w:spacing w:before="240" w:after="0"/>
+      <w:spacing w:before="120" w:after="120"/>
       <w:outlineLvl w:val="0"/>
     </w:pPr>
     <w:rPr>
-      <w:rFonts w:asciiTheme="majorHAnsi" w:eastAsiaTheme="majorEastAsia" w:hAnsiTheme="majorHAnsi" w:cstheme="majorBidi"/>
-      <w:color w:val="2E74B5" w:themeColor="accent1" w:themeShade="BF"/>
-      <w:sz w:val="32"/>
+      <w:rFonts w:eastAsiaTheme="majorEastAsia" w:cstheme="majorBidi"/>
+      <w:b/>
+      <w:sz w:val="28"/>
       <w:szCs w:val="32"/>
     </w:rPr>
   </w:style>
@@ -1730,16 +1892,16 @@
     <w:uiPriority w:val="9"/>
     <w:unhideWhenUsed/>
     <w:qFormat/>
-    <w:rsid w:val="009C6EA0"/>
+    <w:rsid w:val="008F715E"/>
     <w:pPr>
       <w:keepNext/>
       <w:keepLines/>
-      <w:spacing w:before="40" w:after="0"/>
+      <w:spacing w:before="120" w:after="120"/>
       <w:outlineLvl w:val="1"/>
     </w:pPr>
     <w:rPr>
-      <w:rFonts w:asciiTheme="majorHAnsi" w:eastAsiaTheme="majorEastAsia" w:hAnsiTheme="majorHAnsi" w:cstheme="majorBidi"/>
-      <w:color w:val="2E74B5" w:themeColor="accent1" w:themeShade="BF"/>
+      <w:rFonts w:eastAsiaTheme="majorEastAsia" w:cstheme="majorBidi"/>
+      <w:b/>
       <w:sz w:val="26"/>
       <w:szCs w:val="26"/>
     </w:rPr>
@@ -1752,17 +1914,16 @@
     <w:uiPriority w:val="9"/>
     <w:unhideWhenUsed/>
     <w:qFormat/>
-    <w:rsid w:val="009C6EA0"/>
+    <w:rsid w:val="00DE16CA"/>
     <w:pPr>
       <w:keepNext/>
       <w:keepLines/>
-      <w:spacing w:before="40" w:after="0"/>
+      <w:spacing w:before="120" w:after="120"/>
       <w:outlineLvl w:val="2"/>
     </w:pPr>
     <w:rPr>
-      <w:rFonts w:asciiTheme="majorHAnsi" w:eastAsiaTheme="majorEastAsia" w:hAnsiTheme="majorHAnsi" w:cstheme="majorBidi"/>
-      <w:color w:val="1F4D78" w:themeColor="accent1" w:themeShade="7F"/>
-      <w:sz w:val="24"/>
+      <w:rFonts w:eastAsiaTheme="majorEastAsia" w:cstheme="majorBidi"/>
+      <w:b/>
       <w:szCs w:val="24"/>
     </w:rPr>
   </w:style>
@@ -1798,11 +1959,11 @@
     <w:basedOn w:val="DefaultParagraphFont"/>
     <w:link w:val="Heading1"/>
     <w:uiPriority w:val="9"/>
-    <w:rsid w:val="0071599A"/>
+    <w:rsid w:val="008F715E"/>
     <w:rPr>
-      <w:rFonts w:asciiTheme="majorHAnsi" w:eastAsiaTheme="majorEastAsia" w:hAnsiTheme="majorHAnsi" w:cstheme="majorBidi"/>
-      <w:color w:val="2E74B5" w:themeColor="accent1" w:themeShade="BF"/>
-      <w:sz w:val="32"/>
+      <w:rFonts w:eastAsiaTheme="majorEastAsia" w:cstheme="majorBidi"/>
+      <w:b/>
+      <w:sz w:val="28"/>
       <w:szCs w:val="32"/>
     </w:rPr>
   </w:style>
@@ -1811,10 +1972,10 @@
     <w:basedOn w:val="DefaultParagraphFont"/>
     <w:link w:val="Heading2"/>
     <w:uiPriority w:val="9"/>
-    <w:rsid w:val="009C6EA0"/>
+    <w:rsid w:val="008F715E"/>
     <w:rPr>
-      <w:rFonts w:asciiTheme="majorHAnsi" w:eastAsiaTheme="majorEastAsia" w:hAnsiTheme="majorHAnsi" w:cstheme="majorBidi"/>
-      <w:color w:val="2E74B5" w:themeColor="accent1" w:themeShade="BF"/>
+      <w:rFonts w:eastAsiaTheme="majorEastAsia" w:cstheme="majorBidi"/>
+      <w:b/>
       <w:sz w:val="26"/>
       <w:szCs w:val="26"/>
     </w:rPr>
@@ -1824,11 +1985,10 @@
     <w:basedOn w:val="DefaultParagraphFont"/>
     <w:link w:val="Heading3"/>
     <w:uiPriority w:val="9"/>
-    <w:rsid w:val="009C6EA0"/>
+    <w:rsid w:val="00DE16CA"/>
     <w:rPr>
-      <w:rFonts w:asciiTheme="majorHAnsi" w:eastAsiaTheme="majorEastAsia" w:hAnsiTheme="majorHAnsi" w:cstheme="majorBidi"/>
-      <w:color w:val="1F4D78" w:themeColor="accent1" w:themeShade="7F"/>
-      <w:sz w:val="24"/>
+      <w:rFonts w:eastAsiaTheme="majorEastAsia" w:cstheme="majorBidi"/>
+      <w:b/>
       <w:szCs w:val="24"/>
     </w:rPr>
   </w:style>
@@ -1852,6 +2012,22 @@
     <w:rPr>
       <w:color w:val="0563C1" w:themeColor="hyperlink"/>
       <w:u w:val="single"/>
+    </w:rPr>
+  </w:style>
+  <w:style w:type="paragraph" w:customStyle="1" w:styleId="Default">
+    <w:name w:val="Default"/>
+    <w:rsid w:val="008F715E"/>
+    <w:pPr>
+      <w:autoSpaceDE w:val="0"/>
+      <w:autoSpaceDN w:val="0"/>
+      <w:adjustRightInd w:val="0"/>
+      <w:spacing w:after="0" w:line="240" w:lineRule="auto"/>
+    </w:pPr>
+    <w:rPr>
+      <w:rFonts w:ascii="Arial" w:hAnsi="Arial" w:cs="Arial"/>
+      <w:color w:val="000000"/>
+      <w:sz w:val="24"/>
+      <w:szCs w:val="24"/>
     </w:rPr>
   </w:style>
 </w:styles>
